--- a/MT2025135_Yash Sameer Parande.docx
+++ b/MT2025135_Yash Sameer Parande.docx
@@ -552,6 +552,7 @@
         <w:rPr>
           <w:w w:val="105"/>
         </w:rPr>
+        <w:lastRenderedPageBreak/>
         <w:t xml:space="preserve">                           </w:t>
       </w:r>
       <w:r>
@@ -1320,7 +1321,6 @@
           <w:sz w:val="24"/>
           <w:szCs w:val="24"/>
         </w:rPr>
-        <w:lastRenderedPageBreak/>
         <w:t>ngrok</w:t>
       </w:r>
       <w:proofErr w:type="spellEnd"/>
@@ -5016,9 +5016,13 @@
         <w:pStyle w:val="BodyText"/>
         <w:spacing w:line="237" w:lineRule="auto"/>
         <w:sectPr>
+          <w:headerReference w:type="default" r:id="rId21"/>
+          <w:footerReference w:type="default" r:id="rId22"/>
           <w:pgSz w:w="11910" w:h="16840"/>
           <w:pgMar w:top="1180" w:right="0" w:bottom="860" w:left="992" w:header="582" w:footer="678" w:gutter="0"/>
           <w:cols w:space="720"/>
+          <w:titlePg/>
+          <w:docGrid w:linePitch="299"/>
         </w:sectPr>
       </w:pPr>
     </w:p>
@@ -6955,7 +6959,7 @@
                     <pic:cNvPicPr/>
                   </pic:nvPicPr>
                   <pic:blipFill>
-                    <a:blip r:embed="rId21"/>
+                    <a:blip r:embed="rId23"/>
                     <a:stretch>
                       <a:fillRect/>
                     </a:stretch>
@@ -7737,7 +7741,7 @@
                     <pic:cNvPicPr/>
                   </pic:nvPicPr>
                   <pic:blipFill>
-                    <a:blip r:embed="rId22"/>
+                    <a:blip r:embed="rId24"/>
                     <a:stretch>
                       <a:fillRect/>
                     </a:stretch>
@@ -8819,7 +8823,7 @@
                     <pic:cNvPicPr/>
                   </pic:nvPicPr>
                   <pic:blipFill>
-                    <a:blip r:embed="rId23" cstate="print">
+                    <a:blip r:embed="rId25" cstate="print">
                       <a:extLst>
                         <a:ext uri="{28A0092B-C50C-407E-A947-70E740481C1C}">
                           <a14:useLocalDpi xmlns:a14="http://schemas.microsoft.com/office/drawing/2010/main" val="0"/>
@@ -8963,8 +8967,8 @@
       </w:pPr>
     </w:p>
     <w:sectPr>
-      <w:headerReference w:type="default" r:id="rId24"/>
-      <w:headerReference w:type="first" r:id="rId25"/>
+      <w:headerReference w:type="default" r:id="rId26"/>
+      <w:headerReference w:type="first" r:id="rId27"/>
       <w:pgSz w:w="11910" w:h="16840"/>
       <w:pgMar w:top="1180" w:right="0" w:bottom="860" w:left="992" w:header="582" w:footer="678" w:gutter="0"/>
       <w:cols w:space="720"/>
@@ -8994,6 +8998,37 @@
 </w:endnotes>
 </file>
 
+<file path=word/footer1.xml><?xml version="1.0" encoding="utf-8"?>
+<w:ftr xmlns:wpc="http://schemas.microsoft.com/office/word/2010/wordprocessingCanvas" xmlns:cx="http://schemas.microsoft.com/office/drawing/2014/chartex" xmlns:cx1="http://schemas.microsoft.com/office/drawing/2015/9/8/chartex" xmlns:cx2="http://schemas.microsoft.com/office/drawing/2015/10/21/chartex" xmlns:cx3="http://schemas.microsoft.com/office/drawing/2016/5/9/chartex" xmlns:cx4="http://schemas.microsoft.com/office/drawing/2016/5/10/chartex" xmlns:cx5="http://schemas.microsoft.com/office/drawing/2016/5/11/chartex" xmlns:cx6="http://schemas.microsoft.com/office/drawing/2016/5/12/chartex" xmlns:cx7="http://schemas.microsoft.com/office/drawing/2016/5/13/chartex" xmlns:cx8="http://schemas.microsoft.com/office/drawing/2016/5/14/chartex" xmlns:mc="http://schemas.openxmlformats.org/markup-compatibility/2006" xmlns:aink="http://schemas.microsoft.com/office/drawing/2016/ink" xmlns:am3d="http://schemas.microsoft.com/office/drawing/2017/model3d" xmlns:o="urn:schemas-microsoft-com:office:office" xmlns:oel="http://schemas.microsoft.com/office/2019/extlst" xmlns:r="http://schemas.openxmlformats.org/officeDocument/2006/relationships" xmlns:m="http://schemas.openxmlformats.org/officeDocument/2006/math" xmlns:v="urn:schemas-microsoft-com:vml" xmlns:wp14="http://schemas.microsoft.com/office/word/2010/wordprocessingDrawing" xmlns:wp="http://schemas.openxmlformats.org/drawingml/2006/wordprocessingDrawing" xmlns:w10="urn:schemas-microsoft-com:office:word" xmlns:w="http://schemas.openxmlformats.org/wordprocessingml/2006/main" xmlns:w14="http://schemas.microsoft.com/office/word/2010/wordml" xmlns:w15="http://schemas.microsoft.com/office/word/2012/wordml" xmlns:w16cex="http://schemas.microsoft.com/office/word/2018/wordml/cex" xmlns:w16cid="http://schemas.microsoft.com/office/word/2016/wordml/cid" xmlns:w16="http://schemas.microsoft.com/office/word/2018/wordml" xmlns:w16du="http://schemas.microsoft.com/office/word/2023/wordml/word16du" xmlns:w16sdtdh="http://schemas.microsoft.com/office/word/2020/wordml/sdtdatahash" xmlns:w16sdtfl="http://schemas.microsoft.com/office/word/2024/wordml/sdtformatlock" xmlns:w16se="http://schemas.microsoft.com/office/word/2015/wordml/symex" xmlns:wpg="http://schemas.microsoft.com/office/word/2010/wordprocessingGroup" xmlns:wpi="http://schemas.microsoft.com/office/word/2010/wordprocessingInk" xmlns:wne="http://schemas.microsoft.com/office/word/2006/wordml" xmlns:wps="http://schemas.microsoft.com/office/word/2010/wordprocessingShape" mc:Ignorable="w14 w15 w16se w16cid w16 w16cex w16sdtdh w16sdtfl w16du wp14">
+  <w:p>
+    <w:pPr>
+      <w:pStyle w:val="Footer"/>
+    </w:pPr>
+    <w:r>
+      <w:t xml:space="preserve">                                                                                                 </w:t>
+    </w:r>
+    <w:r>
+      <w:fldChar w:fldCharType="begin"/>
+    </w:r>
+    <w:r>
+      <w:instrText>PAGE</w:instrText>
+    </w:r>
+    <w:r>
+      <w:fldChar w:fldCharType="separate"/>
+    </w:r>
+    <w:r>
+      <w:rPr>
+        <w:noProof/>
+      </w:rPr>
+      <w:t>1</w:t>
+    </w:r>
+    <w:r>
+      <w:fldChar w:fldCharType="end"/>
+    </w:r>
+  </w:p>
+</w:ftr>
+</file>
+
 <file path=word/footnotes.xml><?xml version="1.0" encoding="utf-8"?>
 <w:footnotes xmlns:wpc="http://schemas.microsoft.com/office/word/2010/wordprocessingCanvas" xmlns:cx="http://schemas.microsoft.com/office/drawing/2014/chartex" xmlns:cx1="http://schemas.microsoft.com/office/drawing/2015/9/8/chartex" xmlns:cx2="http://schemas.microsoft.com/office/drawing/2015/10/21/chartex" xmlns:cx3="http://schemas.microsoft.com/office/drawing/2016/5/9/chartex" xmlns:cx4="http://schemas.microsoft.com/office/drawing/2016/5/10/chartex" xmlns:cx5="http://schemas.microsoft.com/office/drawing/2016/5/11/chartex" xmlns:cx6="http://schemas.microsoft.com/office/drawing/2016/5/12/chartex" xmlns:cx7="http://schemas.microsoft.com/office/drawing/2016/5/13/chartex" xmlns:cx8="http://schemas.microsoft.com/office/drawing/2016/5/14/chartex" xmlns:mc="http://schemas.openxmlformats.org/markup-compatibility/2006" xmlns:aink="http://schemas.microsoft.com/office/drawing/2016/ink" xmlns:am3d="http://schemas.microsoft.com/office/drawing/2017/model3d" xmlns:o="urn:schemas-microsoft-com:office:office" xmlns:oel="http://schemas.microsoft.com/office/2019/extlst" xmlns:r="http://schemas.openxmlformats.org/officeDocument/2006/relationships" xmlns:m="http://schemas.openxmlformats.org/officeDocument/2006/math" xmlns:v="urn:schemas-microsoft-com:vml" xmlns:wp14="http://schemas.microsoft.com/office/word/2010/wordprocessingDrawing" xmlns:wp="http://schemas.openxmlformats.org/drawingml/2006/wordprocessingDrawing" xmlns:w10="urn:schemas-microsoft-com:office:word" xmlns:w="http://schemas.openxmlformats.org/wordprocessingml/2006/main" xmlns:w14="http://schemas.microsoft.com/office/word/2010/wordml" xmlns:w15="http://schemas.microsoft.com/office/word/2012/wordml" xmlns:w16cex="http://schemas.microsoft.com/office/word/2018/wordml/cex" xmlns:w16cid="http://schemas.microsoft.com/office/word/2016/wordml/cid" xmlns:w16="http://schemas.microsoft.com/office/word/2018/wordml" xmlns:w16du="http://schemas.microsoft.com/office/word/2023/wordml/word16du" xmlns:w16sdtdh="http://schemas.microsoft.com/office/word/2020/wordml/sdtdatahash" xmlns:w16sdtfl="http://schemas.microsoft.com/office/word/2024/wordml/sdtformatlock" xmlns:w16se="http://schemas.microsoft.com/office/word/2015/wordml/symex" xmlns:wpg="http://schemas.microsoft.com/office/word/2010/wordprocessingGroup" xmlns:wpi="http://schemas.microsoft.com/office/word/2010/wordprocessingInk" xmlns:wne="http://schemas.microsoft.com/office/word/2006/wordml" xmlns:wps="http://schemas.microsoft.com/office/word/2010/wordprocessingShape" mc:Ignorable="w14 w15 w16se w16cid w16 w16cex w16sdtdh w16sdtfl w16du wp14">
   <w:footnote w:type="separator" w:id="-1">
@@ -9019,17 +9054,99 @@
     <w:pPr>
       <w:pStyle w:val="Header"/>
     </w:pPr>
-    <w:r>
-      <w:t>Scientific Calculator                                                                                                                                 SPE Minor Projec</w:t>
-    </w:r>
-    <w:r>
-      <w:t>t</w:t>
-    </w:r>
   </w:p>
+  <w:tbl>
+    <w:tblPr>
+      <w:tblW w:w="0" w:type="auto"/>
+      <w:tblInd w:w="-492" w:type="dxa"/>
+      <w:tblBorders>
+        <w:bottom w:val="single" w:sz="8" w:space="0" w:color="auto"/>
+      </w:tblBorders>
+      <w:tblLook w:val="04A0" w:firstRow="1" w:lastRow="0" w:firstColumn="1" w:lastColumn="0" w:noHBand="0" w:noVBand="1"/>
+    </w:tblPr>
+    <w:tblGrid>
+      <w:gridCol w:w="5472"/>
+      <w:gridCol w:w="5446"/>
+    </w:tblGrid>
+    <w:tr>
+      <w:tc>
+        <w:tcPr>
+          <w:tcW w:w="5472" w:type="dxa"/>
+        </w:tcPr>
+        <w:p>
+          <w:r>
+            <w:t>Scientific Calculator</w:t>
+          </w:r>
+        </w:p>
+      </w:tc>
+      <w:tc>
+        <w:tcPr>
+          <w:tcW w:w="5446" w:type="dxa"/>
+        </w:tcPr>
+        <w:p>
+          <w:pPr>
+            <w:jc w:val="right"/>
+          </w:pPr>
+          <w:r>
+            <w:t>SPE Mini Project</w:t>
+          </w:r>
+        </w:p>
+      </w:tc>
+    </w:tr>
+  </w:tbl>
 </w:hdr>
 </file>
 
 <file path=word/header2.xml><?xml version="1.0" encoding="utf-8"?>
+<w:hdr xmlns:wpc="http://schemas.microsoft.com/office/word/2010/wordprocessingCanvas" xmlns:cx="http://schemas.microsoft.com/office/drawing/2014/chartex" xmlns:cx1="http://schemas.microsoft.com/office/drawing/2015/9/8/chartex" xmlns:cx2="http://schemas.microsoft.com/office/drawing/2015/10/21/chartex" xmlns:cx3="http://schemas.microsoft.com/office/drawing/2016/5/9/chartex" xmlns:cx4="http://schemas.microsoft.com/office/drawing/2016/5/10/chartex" xmlns:cx5="http://schemas.microsoft.com/office/drawing/2016/5/11/chartex" xmlns:cx6="http://schemas.microsoft.com/office/drawing/2016/5/12/chartex" xmlns:cx7="http://schemas.microsoft.com/office/drawing/2016/5/13/chartex" xmlns:cx8="http://schemas.microsoft.com/office/drawing/2016/5/14/chartex" xmlns:mc="http://schemas.openxmlformats.org/markup-compatibility/2006" xmlns:aink="http://schemas.microsoft.com/office/drawing/2016/ink" xmlns:am3d="http://schemas.microsoft.com/office/drawing/2017/model3d" xmlns:o="urn:schemas-microsoft-com:office:office" xmlns:oel="http://schemas.microsoft.com/office/2019/extlst" xmlns:r="http://schemas.openxmlformats.org/officeDocument/2006/relationships" xmlns:m="http://schemas.openxmlformats.org/officeDocument/2006/math" xmlns:v="urn:schemas-microsoft-com:vml" xmlns:wp14="http://schemas.microsoft.com/office/word/2010/wordprocessingDrawing" xmlns:wp="http://schemas.openxmlformats.org/drawingml/2006/wordprocessingDrawing" xmlns:w10="urn:schemas-microsoft-com:office:word" xmlns:w="http://schemas.openxmlformats.org/wordprocessingml/2006/main" xmlns:w14="http://schemas.microsoft.com/office/word/2010/wordml" xmlns:w15="http://schemas.microsoft.com/office/word/2012/wordml" xmlns:w16cex="http://schemas.microsoft.com/office/word/2018/wordml/cex" xmlns:w16cid="http://schemas.microsoft.com/office/word/2016/wordml/cid" xmlns:w16="http://schemas.microsoft.com/office/word/2018/wordml" xmlns:w16du="http://schemas.microsoft.com/office/word/2023/wordml/word16du" xmlns:w16sdtdh="http://schemas.microsoft.com/office/word/2020/wordml/sdtdatahash" xmlns:w16sdtfl="http://schemas.microsoft.com/office/word/2024/wordml/sdtformatlock" xmlns:w16se="http://schemas.microsoft.com/office/word/2015/wordml/symex" xmlns:wpg="http://schemas.microsoft.com/office/word/2010/wordprocessingGroup" xmlns:wpi="http://schemas.microsoft.com/office/word/2010/wordprocessingInk" xmlns:wne="http://schemas.microsoft.com/office/word/2006/wordml" xmlns:wps="http://schemas.microsoft.com/office/word/2010/wordprocessingShape" mc:Ignorable="w14 w15 w16se w16cid w16 w16cex w16sdtdh w16sdtfl w16du wp14">
+  <w:p>
+    <w:pPr>
+      <w:pStyle w:val="Header"/>
+    </w:pPr>
+  </w:p>
+  <w:tbl>
+    <w:tblPr>
+      <w:tblW w:w="0" w:type="auto"/>
+      <w:tblInd w:w="-492" w:type="dxa"/>
+      <w:tblBorders>
+        <w:bottom w:val="single" w:sz="8" w:space="0" w:color="auto"/>
+      </w:tblBorders>
+      <w:tblLook w:val="04A0" w:firstRow="1" w:lastRow="0" w:firstColumn="1" w:lastColumn="0" w:noHBand="0" w:noVBand="1"/>
+    </w:tblPr>
+    <w:tblGrid>
+      <w:gridCol w:w="5472"/>
+      <w:gridCol w:w="5446"/>
+    </w:tblGrid>
+    <w:tr>
+      <w:tc>
+        <w:tcPr>
+          <w:tcW w:w="5472" w:type="dxa"/>
+        </w:tcPr>
+        <w:p>
+          <w:r>
+            <w:t>Scientific Calculator</w:t>
+          </w:r>
+        </w:p>
+      </w:tc>
+      <w:tc>
+        <w:tcPr>
+          <w:tcW w:w="5446" w:type="dxa"/>
+        </w:tcPr>
+        <w:p>
+          <w:pPr>
+            <w:jc w:val="right"/>
+          </w:pPr>
+          <w:r>
+            <w:t>SPE Mini Project</w:t>
+          </w:r>
+        </w:p>
+      </w:tc>
+    </w:tr>
+  </w:tbl>
+</w:hdr>
+</file>
+
+<file path=word/header3.xml><?xml version="1.0" encoding="utf-8"?>
 <w:hdr xmlns:wpc="http://schemas.microsoft.com/office/word/2010/wordprocessingCanvas" xmlns:cx="http://schemas.microsoft.com/office/drawing/2014/chartex" xmlns:cx1="http://schemas.microsoft.com/office/drawing/2015/9/8/chartex" xmlns:cx2="http://schemas.microsoft.com/office/drawing/2015/10/21/chartex" xmlns:cx3="http://schemas.microsoft.com/office/drawing/2016/5/9/chartex" xmlns:cx4="http://schemas.microsoft.com/office/drawing/2016/5/10/chartex" xmlns:cx5="http://schemas.microsoft.com/office/drawing/2016/5/11/chartex" xmlns:cx6="http://schemas.microsoft.com/office/drawing/2016/5/12/chartex" xmlns:cx7="http://schemas.microsoft.com/office/drawing/2016/5/13/chartex" xmlns:cx8="http://schemas.microsoft.com/office/drawing/2016/5/14/chartex" xmlns:mc="http://schemas.openxmlformats.org/markup-compatibility/2006" xmlns:aink="http://schemas.microsoft.com/office/drawing/2016/ink" xmlns:am3d="http://schemas.microsoft.com/office/drawing/2017/model3d" xmlns:o="urn:schemas-microsoft-com:office:office" xmlns:oel="http://schemas.microsoft.com/office/2019/extlst" xmlns:r="http://schemas.openxmlformats.org/officeDocument/2006/relationships" xmlns:m="http://schemas.openxmlformats.org/officeDocument/2006/math" xmlns:v="urn:schemas-microsoft-com:vml" xmlns:wp14="http://schemas.microsoft.com/office/word/2010/wordprocessingDrawing" xmlns:wp="http://schemas.openxmlformats.org/drawingml/2006/wordprocessingDrawing" xmlns:w10="urn:schemas-microsoft-com:office:word" xmlns:w="http://schemas.openxmlformats.org/wordprocessingml/2006/main" xmlns:w14="http://schemas.microsoft.com/office/word/2010/wordml" xmlns:w15="http://schemas.microsoft.com/office/word/2012/wordml" xmlns:w16cex="http://schemas.microsoft.com/office/word/2018/wordml/cex" xmlns:w16cid="http://schemas.microsoft.com/office/word/2016/wordml/cid" xmlns:w16="http://schemas.microsoft.com/office/word/2018/wordml" xmlns:w16du="http://schemas.microsoft.com/office/word/2023/wordml/word16du" xmlns:w16sdtdh="http://schemas.microsoft.com/office/word/2020/wordml/sdtdatahash" xmlns:w16sdtfl="http://schemas.microsoft.com/office/word/2024/wordml/sdtformatlock" xmlns:w16se="http://schemas.microsoft.com/office/word/2015/wordml/symex" xmlns:wpg="http://schemas.microsoft.com/office/word/2010/wordprocessingGroup" xmlns:wpi="http://schemas.microsoft.com/office/word/2010/wordprocessingInk" xmlns:wne="http://schemas.microsoft.com/office/word/2006/wordml" xmlns:wps="http://schemas.microsoft.com/office/word/2010/wordprocessingShape" mc:Ignorable="w14 w15 w16se w16cid w16 w16cex w16sdtdh w16sdtfl w16du wp14">
   <w:p>
     <w:pPr>
